--- a/output/tables/READ/READ_km_summary.docx
+++ b/output/tables/READ/READ_km_summary.docx
@@ -35,7 +35,7 @@
         <w:tblLook w:firstRow="1" w:lastRow="0" w:firstColumn="0" w:lastColumn="0" w:noHBand="0" w:noVBand="1"/>
       </w:tblPr>
       <w:tblGrid>
-        <w:gridCol w:w="1041"/>
+        <w:gridCol w:w="1371"/>
         <w:gridCol w:w="921"/>
         <w:gridCol w:w="591"/>
         <w:gridCol w:w="931"/>
@@ -7846,6 +7846,786 @@
       </w:tr>
       <w:tr>
         <w:trPr>
+          <w:trHeight w:val="560" w:hRule="auto"/>
+        </w:trPr>
+        <w:tc>
+          <w:tcPr>
+            <w:tcBorders>
+              <w:bottom w:val="none" w:sz="0" w:space="0" w:color="000000"/>
+              <w:top w:val="none" w:sz="0" w:space="0" w:color="000000"/>
+              <w:left w:val="none" w:sz="0" w:space="0" w:color="000000"/>
+              <w:right w:val="none" w:sz="0" w:space="0" w:color="000000"/>
+            </w:tcBorders>
+            <w:shd w:val="clear" w:color="auto" w:fill="FFFFFF"/>
+            <w:tcMar>
+              <w:top w:w="0" w:type="dxa"/>
+              <w:bottom w:w="0" w:type="dxa"/>
+              <w:left w:w="0" w:type="dxa"/>
+              <w:right w:w="0" w:type="dxa"/>
+            </w:tcMar>
+            <w:vAlign w:val="center"/>
+          </w:tcPr>
+          <w:p>
+            <w:pPr>
+              <w:pStyle w:val="Normal"/>
+              <w:jc w:val="left"/>
+              <w:pBdr>
+                <w:bottom w:val="none" w:sz="0" w:space="0" w:color="000000"/>
+                <w:top w:val="none" w:sz="0" w:space="0" w:color="000000"/>
+                <w:left w:val="none" w:sz="0" w:space="0" w:color="000000"/>
+                <w:right w:val="none" w:sz="0" w:space="0" w:color="000000"/>
+              </w:pBdr>
+              <w:spacing w:after="100" w:before="100" w:line="240"/>
+              <w:ind w:left="100" w:right="100" w:firstLine="0" w:firstLineChars="0"/>
+              <w:rPr>
+                <w:rFonts w:ascii="Times New Roman" w:hAnsi="Times New Roman" w:eastAsia="Times New Roman" w:cs="Times New Roman"/>
+                <w:i w:val="false"/>
+                <w:b w:val="false"/>
+                <w:u w:val="none"/>
+                <w:strike w:val="false"/>
+                <w:sz w:val="18"/>
+                <w:szCs w:val="18"/>
+                <w:color w:val="000000"/>
+              </w:rPr>
+            </w:pPr>
+            <w:r>
+              <w:rPr>
+                <w:rFonts w:ascii="Times New Roman" w:hAnsi="Times New Roman" w:eastAsia="Times New Roman" w:cs="Times New Roman"/>
+                <w:i w:val="false"/>
+                <w:b w:val="false"/>
+                <w:u w:val="none"/>
+                <w:strike w:val="false"/>
+                <w:sz w:val="18"/>
+                <w:szCs w:val="18"/>
+                <w:color w:val="000000"/>
+              </w:rPr>
+              <w:t xml:space="preserve">MS4A1</w:t>
+            </w:r>
+          </w:p>
+        </w:tc>
+        <w:tc>
+          <w:tcPr>
+            <w:tcBorders>
+              <w:bottom w:val="none" w:sz="0" w:space="0" w:color="000000"/>
+              <w:top w:val="none" w:sz="0" w:space="0" w:color="000000"/>
+              <w:left w:val="none" w:sz="0" w:space="0" w:color="000000"/>
+              <w:right w:val="none" w:sz="0" w:space="0" w:color="000000"/>
+            </w:tcBorders>
+            <w:shd w:val="clear" w:color="auto" w:fill="FFFFFF"/>
+            <w:tcMar>
+              <w:top w:w="0" w:type="dxa"/>
+              <w:bottom w:w="0" w:type="dxa"/>
+              <w:left w:w="0" w:type="dxa"/>
+              <w:right w:w="0" w:type="dxa"/>
+            </w:tcMar>
+            <w:vAlign w:val="center"/>
+          </w:tcPr>
+          <w:p>
+            <w:pPr>
+              <w:pStyle w:val="Normal"/>
+              <w:jc w:val="left"/>
+              <w:pBdr>
+                <w:bottom w:val="none" w:sz="0" w:space="0" w:color="000000"/>
+                <w:top w:val="none" w:sz="0" w:space="0" w:color="000000"/>
+                <w:left w:val="none" w:sz="0" w:space="0" w:color="000000"/>
+                <w:right w:val="none" w:sz="0" w:space="0" w:color="000000"/>
+              </w:pBdr>
+              <w:spacing w:after="100" w:before="100" w:line="240"/>
+              <w:ind w:left="100" w:right="100" w:firstLine="0" w:firstLineChars="0"/>
+              <w:rPr>
+                <w:rFonts w:ascii="Times New Roman" w:hAnsi="Times New Roman" w:eastAsia="Times New Roman" w:cs="Times New Roman"/>
+                <w:i w:val="false"/>
+                <w:b w:val="false"/>
+                <w:u w:val="none"/>
+                <w:strike w:val="false"/>
+                <w:sz w:val="18"/>
+                <w:szCs w:val="18"/>
+                <w:color w:val="000000"/>
+              </w:rPr>
+            </w:pPr>
+            <w:r>
+              <w:rPr>
+                <w:rFonts w:ascii="Times New Roman" w:hAnsi="Times New Roman" w:eastAsia="Times New Roman" w:cs="Times New Roman"/>
+                <w:i w:val="false"/>
+                <w:b w:val="false"/>
+                <w:u w:val="none"/>
+                <w:strike w:val="false"/>
+                <w:sz w:val="18"/>
+                <w:szCs w:val="18"/>
+                <w:color w:val="000000"/>
+              </w:rPr>
+              <w:t xml:space="preserve">High</w:t>
+            </w:r>
+          </w:p>
+        </w:tc>
+        <w:tc>
+          <w:tcPr>
+            <w:tcBorders>
+              <w:bottom w:val="none" w:sz="0" w:space="0" w:color="000000"/>
+              <w:top w:val="none" w:sz="0" w:space="0" w:color="000000"/>
+              <w:left w:val="none" w:sz="0" w:space="0" w:color="000000"/>
+              <w:right w:val="none" w:sz="0" w:space="0" w:color="000000"/>
+            </w:tcBorders>
+            <w:shd w:val="clear" w:color="auto" w:fill="FFFFFF"/>
+            <w:tcMar>
+              <w:top w:w="0" w:type="dxa"/>
+              <w:bottom w:w="0" w:type="dxa"/>
+              <w:left w:w="0" w:type="dxa"/>
+              <w:right w:w="0" w:type="dxa"/>
+            </w:tcMar>
+            <w:vAlign w:val="center"/>
+          </w:tcPr>
+          <w:p>
+            <w:pPr>
+              <w:pStyle w:val="Normal"/>
+              <w:jc w:val="right"/>
+              <w:pBdr>
+                <w:bottom w:val="none" w:sz="0" w:space="0" w:color="000000"/>
+                <w:top w:val="none" w:sz="0" w:space="0" w:color="000000"/>
+                <w:left w:val="none" w:sz="0" w:space="0" w:color="000000"/>
+                <w:right w:val="none" w:sz="0" w:space="0" w:color="000000"/>
+              </w:pBdr>
+              <w:spacing w:after="100" w:before="100" w:line="240"/>
+              <w:ind w:left="100" w:right="100" w:firstLine="0" w:firstLineChars="0"/>
+              <w:rPr>
+                <w:rFonts w:ascii="Times New Roman" w:hAnsi="Times New Roman" w:eastAsia="Times New Roman" w:cs="Times New Roman"/>
+                <w:i w:val="false"/>
+                <w:b w:val="false"/>
+                <w:u w:val="none"/>
+                <w:strike w:val="false"/>
+                <w:sz w:val="18"/>
+                <w:szCs w:val="18"/>
+                <w:color w:val="000000"/>
+              </w:rPr>
+            </w:pPr>
+            <w:r>
+              <w:rPr>
+                <w:rFonts w:ascii="Times New Roman" w:hAnsi="Times New Roman" w:eastAsia="Times New Roman" w:cs="Times New Roman"/>
+                <w:i w:val="false"/>
+                <w:b w:val="false"/>
+                <w:u w:val="none"/>
+                <w:strike w:val="false"/>
+                <w:sz w:val="18"/>
+                <w:szCs w:val="18"/>
+                <w:color w:val="000000"/>
+              </w:rPr>
+              <w:t xml:space="preserve">78</w:t>
+            </w:r>
+          </w:p>
+        </w:tc>
+        <w:tc>
+          <w:tcPr>
+            <w:tcBorders>
+              <w:bottom w:val="none" w:sz="0" w:space="0" w:color="000000"/>
+              <w:top w:val="none" w:sz="0" w:space="0" w:color="000000"/>
+              <w:left w:val="none" w:sz="0" w:space="0" w:color="000000"/>
+              <w:right w:val="none" w:sz="0" w:space="0" w:color="000000"/>
+            </w:tcBorders>
+            <w:shd w:val="clear" w:color="auto" w:fill="FFFFFF"/>
+            <w:tcMar>
+              <w:top w:w="0" w:type="dxa"/>
+              <w:bottom w:w="0" w:type="dxa"/>
+              <w:left w:w="0" w:type="dxa"/>
+              <w:right w:w="0" w:type="dxa"/>
+            </w:tcMar>
+            <w:vAlign w:val="center"/>
+          </w:tcPr>
+          <w:p>
+            <w:pPr>
+              <w:pStyle w:val="Normal"/>
+              <w:jc w:val="right"/>
+              <w:pBdr>
+                <w:bottom w:val="none" w:sz="0" w:space="0" w:color="000000"/>
+                <w:top w:val="none" w:sz="0" w:space="0" w:color="000000"/>
+                <w:left w:val="none" w:sz="0" w:space="0" w:color="000000"/>
+                <w:right w:val="none" w:sz="0" w:space="0" w:color="000000"/>
+              </w:pBdr>
+              <w:spacing w:after="100" w:before="100" w:line="240"/>
+              <w:ind w:left="100" w:right="100" w:firstLine="0" w:firstLineChars="0"/>
+              <w:rPr>
+                <w:rFonts w:ascii="Times New Roman" w:hAnsi="Times New Roman" w:eastAsia="Times New Roman" w:cs="Times New Roman"/>
+                <w:i w:val="false"/>
+                <w:b w:val="false"/>
+                <w:u w:val="none"/>
+                <w:strike w:val="false"/>
+                <w:sz w:val="18"/>
+                <w:szCs w:val="18"/>
+                <w:color w:val="000000"/>
+              </w:rPr>
+            </w:pPr>
+            <w:r>
+              <w:rPr>
+                <w:rFonts w:ascii="Times New Roman" w:hAnsi="Times New Roman" w:eastAsia="Times New Roman" w:cs="Times New Roman"/>
+                <w:i w:val="false"/>
+                <w:b w:val="false"/>
+                <w:u w:val="none"/>
+                <w:strike w:val="false"/>
+                <w:sz w:val="18"/>
+                <w:szCs w:val="18"/>
+                <w:color w:val="000000"/>
+              </w:rPr>
+              <w:t xml:space="preserve">7</w:t>
+            </w:r>
+          </w:p>
+        </w:tc>
+        <w:tc>
+          <w:tcPr>
+            <w:tcBorders>
+              <w:bottom w:val="none" w:sz="0" w:space="0" w:color="000000"/>
+              <w:top w:val="none" w:sz="0" w:space="0" w:color="000000"/>
+              <w:left w:val="none" w:sz="0" w:space="0" w:color="000000"/>
+              <w:right w:val="none" w:sz="0" w:space="0" w:color="000000"/>
+            </w:tcBorders>
+            <w:shd w:val="clear" w:color="auto" w:fill="FFFFFF"/>
+            <w:tcMar>
+              <w:top w:w="0" w:type="dxa"/>
+              <w:bottom w:w="0" w:type="dxa"/>
+              <w:left w:w="0" w:type="dxa"/>
+              <w:right w:w="0" w:type="dxa"/>
+            </w:tcMar>
+            <w:vAlign w:val="center"/>
+          </w:tcPr>
+          <w:p>
+            <w:pPr>
+              <w:pStyle w:val="Normal"/>
+              <w:jc w:val="left"/>
+              <w:pBdr>
+                <w:bottom w:val="none" w:sz="0" w:space="0" w:color="000000"/>
+                <w:top w:val="none" w:sz="0" w:space="0" w:color="000000"/>
+                <w:left w:val="none" w:sz="0" w:space="0" w:color="000000"/>
+                <w:right w:val="none" w:sz="0" w:space="0" w:color="000000"/>
+              </w:pBdr>
+              <w:spacing w:after="100" w:before="100" w:line="240"/>
+              <w:ind w:left="100" w:right="100" w:firstLine="0" w:firstLineChars="0"/>
+              <w:rPr>
+                <w:rFonts w:ascii="Times New Roman" w:hAnsi="Times New Roman" w:eastAsia="Times New Roman" w:cs="Times New Roman"/>
+                <w:i w:val="false"/>
+                <w:b w:val="false"/>
+                <w:u w:val="none"/>
+                <w:strike w:val="false"/>
+                <w:sz w:val="18"/>
+                <w:szCs w:val="18"/>
+                <w:color w:val="000000"/>
+              </w:rPr>
+            </w:pPr>
+            <w:r>
+              <w:rPr>
+                <w:rFonts w:ascii="Times New Roman" w:hAnsi="Times New Roman" w:eastAsia="Times New Roman" w:cs="Times New Roman"/>
+                <w:i w:val="false"/>
+                <w:b w:val="false"/>
+                <w:u w:val="none"/>
+                <w:strike w:val="false"/>
+                <w:sz w:val="18"/>
+                <w:szCs w:val="18"/>
+                <w:color w:val="000000"/>
+              </w:rPr>
+              <w:t xml:space="preserve">NR (51.9–NR)</w:t>
+            </w:r>
+          </w:p>
+        </w:tc>
+        <w:tc>
+          <w:tcPr>
+            <w:tcBorders>
+              <w:bottom w:val="none" w:sz="0" w:space="0" w:color="000000"/>
+              <w:top w:val="none" w:sz="0" w:space="0" w:color="000000"/>
+              <w:left w:val="none" w:sz="0" w:space="0" w:color="000000"/>
+              <w:right w:val="none" w:sz="0" w:space="0" w:color="000000"/>
+            </w:tcBorders>
+            <w:shd w:val="clear" w:color="auto" w:fill="FFFFFF"/>
+            <w:tcMar>
+              <w:top w:w="0" w:type="dxa"/>
+              <w:bottom w:w="0" w:type="dxa"/>
+              <w:left w:w="0" w:type="dxa"/>
+              <w:right w:w="0" w:type="dxa"/>
+            </w:tcMar>
+            <w:vAlign w:val="center"/>
+          </w:tcPr>
+          <w:p>
+            <w:pPr>
+              <w:pStyle w:val="Normal"/>
+              <w:jc w:val="left"/>
+              <w:pBdr>
+                <w:bottom w:val="none" w:sz="0" w:space="0" w:color="000000"/>
+                <w:top w:val="none" w:sz="0" w:space="0" w:color="000000"/>
+                <w:left w:val="none" w:sz="0" w:space="0" w:color="000000"/>
+                <w:right w:val="none" w:sz="0" w:space="0" w:color="000000"/>
+              </w:pBdr>
+              <w:spacing w:after="100" w:before="100" w:line="240"/>
+              <w:ind w:left="100" w:right="100" w:firstLine="0" w:firstLineChars="0"/>
+              <w:rPr>
+                <w:rFonts w:ascii="Times New Roman" w:hAnsi="Times New Roman" w:eastAsia="Times New Roman" w:cs="Times New Roman"/>
+                <w:i w:val="false"/>
+                <w:b w:val="false"/>
+                <w:u w:val="none"/>
+                <w:strike w:val="false"/>
+                <w:sz w:val="18"/>
+                <w:szCs w:val="18"/>
+                <w:color w:val="000000"/>
+              </w:rPr>
+            </w:pPr>
+            <w:r>
+              <w:rPr>
+                <w:rFonts w:ascii="Times New Roman" w:hAnsi="Times New Roman" w:eastAsia="Times New Roman" w:cs="Times New Roman"/>
+                <w:i w:val="false"/>
+                <w:b w:val="false"/>
+                <w:u w:val="none"/>
+                <w:strike w:val="false"/>
+                <w:sz w:val="18"/>
+                <w:szCs w:val="18"/>
+                <w:color w:val="000000"/>
+              </w:rPr>
+              <w:t xml:space="preserve">93.5% (87.4–100.0)</w:t>
+            </w:r>
+          </w:p>
+        </w:tc>
+        <w:tc>
+          <w:tcPr>
+            <w:tcBorders>
+              <w:bottom w:val="none" w:sz="0" w:space="0" w:color="000000"/>
+              <w:top w:val="none" w:sz="0" w:space="0" w:color="000000"/>
+              <w:left w:val="none" w:sz="0" w:space="0" w:color="000000"/>
+              <w:right w:val="none" w:sz="0" w:space="0" w:color="000000"/>
+            </w:tcBorders>
+            <w:shd w:val="clear" w:color="auto" w:fill="FFFFFF"/>
+            <w:tcMar>
+              <w:top w:w="0" w:type="dxa"/>
+              <w:bottom w:w="0" w:type="dxa"/>
+              <w:left w:w="0" w:type="dxa"/>
+              <w:right w:w="0" w:type="dxa"/>
+            </w:tcMar>
+            <w:vAlign w:val="center"/>
+          </w:tcPr>
+          <w:p>
+            <w:pPr>
+              <w:pStyle w:val="Normal"/>
+              <w:jc w:val="left"/>
+              <w:pBdr>
+                <w:bottom w:val="none" w:sz="0" w:space="0" w:color="000000"/>
+                <w:top w:val="none" w:sz="0" w:space="0" w:color="000000"/>
+                <w:left w:val="none" w:sz="0" w:space="0" w:color="000000"/>
+                <w:right w:val="none" w:sz="0" w:space="0" w:color="000000"/>
+              </w:pBdr>
+              <w:spacing w:after="100" w:before="100" w:line="240"/>
+              <w:ind w:left="100" w:right="100" w:firstLine="0" w:firstLineChars="0"/>
+              <w:rPr>
+                <w:rFonts w:ascii="Times New Roman" w:hAnsi="Times New Roman" w:eastAsia="Times New Roman" w:cs="Times New Roman"/>
+                <w:i w:val="false"/>
+                <w:b w:val="false"/>
+                <w:u w:val="none"/>
+                <w:strike w:val="false"/>
+                <w:sz w:val="18"/>
+                <w:szCs w:val="18"/>
+                <w:color w:val="000000"/>
+              </w:rPr>
+            </w:pPr>
+            <w:r>
+              <w:rPr>
+                <w:rFonts w:ascii="Times New Roman" w:hAnsi="Times New Roman" w:eastAsia="Times New Roman" w:cs="Times New Roman"/>
+                <w:i w:val="false"/>
+                <w:b w:val="false"/>
+                <w:u w:val="none"/>
+                <w:strike w:val="false"/>
+                <w:sz w:val="18"/>
+                <w:szCs w:val="18"/>
+                <w:color w:val="000000"/>
+              </w:rPr>
+              <w:t xml:space="preserve">70.4% (49.2–100.0)</w:t>
+            </w:r>
+          </w:p>
+        </w:tc>
+      </w:tr>
+      <w:tr>
+        <w:trPr>
+          <w:trHeight w:val="560" w:hRule="auto"/>
+        </w:trPr>
+        <w:tc>
+          <w:tcPr>
+            <w:tcBorders>
+              <w:bottom w:val="none" w:sz="0" w:space="0" w:color="000000"/>
+              <w:top w:val="none" w:sz="0" w:space="0" w:color="000000"/>
+              <w:left w:val="none" w:sz="0" w:space="0" w:color="000000"/>
+              <w:right w:val="none" w:sz="0" w:space="0" w:color="000000"/>
+            </w:tcBorders>
+            <w:shd w:val="clear" w:color="auto" w:fill="FFFFFF"/>
+            <w:tcMar>
+              <w:top w:w="0" w:type="dxa"/>
+              <w:bottom w:w="0" w:type="dxa"/>
+              <w:left w:w="0" w:type="dxa"/>
+              <w:right w:w="0" w:type="dxa"/>
+            </w:tcMar>
+            <w:vAlign w:val="center"/>
+          </w:tcPr>
+          <w:p>
+            <w:pPr>
+              <w:pStyle w:val="Normal"/>
+              <w:jc w:val="left"/>
+              <w:pBdr>
+                <w:bottom w:val="none" w:sz="0" w:space="0" w:color="000000"/>
+                <w:top w:val="none" w:sz="0" w:space="0" w:color="000000"/>
+                <w:left w:val="none" w:sz="0" w:space="0" w:color="000000"/>
+                <w:right w:val="none" w:sz="0" w:space="0" w:color="000000"/>
+              </w:pBdr>
+              <w:spacing w:after="100" w:before="100" w:line="240"/>
+              <w:ind w:left="100" w:right="100" w:firstLine="0" w:firstLineChars="0"/>
+              <w:rPr>
+                <w:rFonts w:ascii="Times New Roman" w:hAnsi="Times New Roman" w:eastAsia="Times New Roman" w:cs="Times New Roman"/>
+                <w:i w:val="false"/>
+                <w:b w:val="false"/>
+                <w:u w:val="none"/>
+                <w:strike w:val="false"/>
+                <w:sz w:val="18"/>
+                <w:szCs w:val="18"/>
+                <w:color w:val="000000"/>
+              </w:rPr>
+            </w:pPr>
+            <w:r>
+              <w:rPr>
+                <w:rFonts w:ascii="Times New Roman" w:hAnsi="Times New Roman" w:eastAsia="Times New Roman" w:cs="Times New Roman"/>
+                <w:i w:val="false"/>
+                <w:b w:val="false"/>
+                <w:u w:val="none"/>
+                <w:strike w:val="false"/>
+                <w:sz w:val="18"/>
+                <w:szCs w:val="18"/>
+                <w:color w:val="000000"/>
+              </w:rPr>
+              <w:t xml:space="preserve">HIST1H2AC</w:t>
+            </w:r>
+          </w:p>
+        </w:tc>
+        <w:tc>
+          <w:tcPr>
+            <w:tcBorders>
+              <w:bottom w:val="none" w:sz="0" w:space="0" w:color="000000"/>
+              <w:top w:val="none" w:sz="0" w:space="0" w:color="000000"/>
+              <w:left w:val="none" w:sz="0" w:space="0" w:color="000000"/>
+              <w:right w:val="none" w:sz="0" w:space="0" w:color="000000"/>
+            </w:tcBorders>
+            <w:shd w:val="clear" w:color="auto" w:fill="FFFFFF"/>
+            <w:tcMar>
+              <w:top w:w="0" w:type="dxa"/>
+              <w:bottom w:w="0" w:type="dxa"/>
+              <w:left w:w="0" w:type="dxa"/>
+              <w:right w:w="0" w:type="dxa"/>
+            </w:tcMar>
+            <w:vAlign w:val="center"/>
+          </w:tcPr>
+          <w:p>
+            <w:pPr>
+              <w:pStyle w:val="Normal"/>
+              <w:jc w:val="left"/>
+              <w:pBdr>
+                <w:bottom w:val="none" w:sz="0" w:space="0" w:color="000000"/>
+                <w:top w:val="none" w:sz="0" w:space="0" w:color="000000"/>
+                <w:left w:val="none" w:sz="0" w:space="0" w:color="000000"/>
+                <w:right w:val="none" w:sz="0" w:space="0" w:color="000000"/>
+              </w:pBdr>
+              <w:spacing w:after="100" w:before="100" w:line="240"/>
+              <w:ind w:left="100" w:right="100" w:firstLine="0" w:firstLineChars="0"/>
+              <w:rPr>
+                <w:rFonts w:ascii="Times New Roman" w:hAnsi="Times New Roman" w:eastAsia="Times New Roman" w:cs="Times New Roman"/>
+                <w:i w:val="false"/>
+                <w:b w:val="false"/>
+                <w:u w:val="none"/>
+                <w:strike w:val="false"/>
+                <w:sz w:val="18"/>
+                <w:szCs w:val="18"/>
+                <w:color w:val="000000"/>
+              </w:rPr>
+            </w:pPr>
+            <w:r>
+              <w:rPr>
+                <w:rFonts w:ascii="Times New Roman" w:hAnsi="Times New Roman" w:eastAsia="Times New Roman" w:cs="Times New Roman"/>
+                <w:i w:val="false"/>
+                <w:b w:val="false"/>
+                <w:u w:val="none"/>
+                <w:strike w:val="false"/>
+                <w:sz w:val="18"/>
+                <w:szCs w:val="18"/>
+                <w:color w:val="000000"/>
+              </w:rPr>
+              <w:t xml:space="preserve">Low</w:t>
+            </w:r>
+          </w:p>
+        </w:tc>
+        <w:tc>
+          <w:tcPr>
+            <w:tcBorders>
+              <w:bottom w:val="none" w:sz="0" w:space="0" w:color="000000"/>
+              <w:top w:val="none" w:sz="0" w:space="0" w:color="000000"/>
+              <w:left w:val="none" w:sz="0" w:space="0" w:color="000000"/>
+              <w:right w:val="none" w:sz="0" w:space="0" w:color="000000"/>
+            </w:tcBorders>
+            <w:shd w:val="clear" w:color="auto" w:fill="FFFFFF"/>
+            <w:tcMar>
+              <w:top w:w="0" w:type="dxa"/>
+              <w:bottom w:w="0" w:type="dxa"/>
+              <w:left w:w="0" w:type="dxa"/>
+              <w:right w:w="0" w:type="dxa"/>
+            </w:tcMar>
+            <w:vAlign w:val="center"/>
+          </w:tcPr>
+          <w:p>
+            <w:pPr>
+              <w:pStyle w:val="Normal"/>
+              <w:jc w:val="right"/>
+              <w:pBdr>
+                <w:bottom w:val="none" w:sz="0" w:space="0" w:color="000000"/>
+                <w:top w:val="none" w:sz="0" w:space="0" w:color="000000"/>
+                <w:left w:val="none" w:sz="0" w:space="0" w:color="000000"/>
+                <w:right w:val="none" w:sz="0" w:space="0" w:color="000000"/>
+              </w:pBdr>
+              <w:spacing w:after="100" w:before="100" w:line="240"/>
+              <w:ind w:left="100" w:right="100" w:firstLine="0" w:firstLineChars="0"/>
+              <w:rPr>
+                <w:rFonts w:ascii="Times New Roman" w:hAnsi="Times New Roman" w:eastAsia="Times New Roman" w:cs="Times New Roman"/>
+                <w:i w:val="false"/>
+                <w:b w:val="false"/>
+                <w:u w:val="none"/>
+                <w:strike w:val="false"/>
+                <w:sz w:val="18"/>
+                <w:szCs w:val="18"/>
+                <w:color w:val="000000"/>
+              </w:rPr>
+            </w:pPr>
+            <w:r>
+              <w:rPr>
+                <w:rFonts w:ascii="Times New Roman" w:hAnsi="Times New Roman" w:eastAsia="Times New Roman" w:cs="Times New Roman"/>
+                <w:i w:val="false"/>
+                <w:b w:val="false"/>
+                <w:u w:val="none"/>
+                <w:strike w:val="false"/>
+                <w:sz w:val="18"/>
+                <w:szCs w:val="18"/>
+                <w:color w:val="000000"/>
+              </w:rPr>
+              <w:t xml:space="preserve">78</w:t>
+            </w:r>
+          </w:p>
+        </w:tc>
+        <w:tc>
+          <w:tcPr>
+            <w:tcBorders>
+              <w:bottom w:val="none" w:sz="0" w:space="0" w:color="000000"/>
+              <w:top w:val="none" w:sz="0" w:space="0" w:color="000000"/>
+              <w:left w:val="none" w:sz="0" w:space="0" w:color="000000"/>
+              <w:right w:val="none" w:sz="0" w:space="0" w:color="000000"/>
+            </w:tcBorders>
+            <w:shd w:val="clear" w:color="auto" w:fill="FFFFFF"/>
+            <w:tcMar>
+              <w:top w:w="0" w:type="dxa"/>
+              <w:bottom w:w="0" w:type="dxa"/>
+              <w:left w:w="0" w:type="dxa"/>
+              <w:right w:w="0" w:type="dxa"/>
+            </w:tcMar>
+            <w:vAlign w:val="center"/>
+          </w:tcPr>
+          <w:p>
+            <w:pPr>
+              <w:pStyle w:val="Normal"/>
+              <w:jc w:val="right"/>
+              <w:pBdr>
+                <w:bottom w:val="none" w:sz="0" w:space="0" w:color="000000"/>
+                <w:top w:val="none" w:sz="0" w:space="0" w:color="000000"/>
+                <w:left w:val="none" w:sz="0" w:space="0" w:color="000000"/>
+                <w:right w:val="none" w:sz="0" w:space="0" w:color="000000"/>
+              </w:pBdr>
+              <w:spacing w:after="100" w:before="100" w:line="240"/>
+              <w:ind w:left="100" w:right="100" w:firstLine="0" w:firstLineChars="0"/>
+              <w:rPr>
+                <w:rFonts w:ascii="Times New Roman" w:hAnsi="Times New Roman" w:eastAsia="Times New Roman" w:cs="Times New Roman"/>
+                <w:i w:val="false"/>
+                <w:b w:val="false"/>
+                <w:u w:val="none"/>
+                <w:strike w:val="false"/>
+                <w:sz w:val="18"/>
+                <w:szCs w:val="18"/>
+                <w:color w:val="000000"/>
+              </w:rPr>
+            </w:pPr>
+            <w:r>
+              <w:rPr>
+                <w:rFonts w:ascii="Times New Roman" w:hAnsi="Times New Roman" w:eastAsia="Times New Roman" w:cs="Times New Roman"/>
+                <w:i w:val="false"/>
+                <w:b w:val="false"/>
+                <w:u w:val="none"/>
+                <w:strike w:val="false"/>
+                <w:sz w:val="18"/>
+                <w:szCs w:val="18"/>
+                <w:color w:val="000000"/>
+              </w:rPr>
+              <w:t xml:space="preserve">8</w:t>
+            </w:r>
+          </w:p>
+        </w:tc>
+        <w:tc>
+          <w:tcPr>
+            <w:tcBorders>
+              <w:bottom w:val="none" w:sz="0" w:space="0" w:color="000000"/>
+              <w:top w:val="none" w:sz="0" w:space="0" w:color="000000"/>
+              <w:left w:val="none" w:sz="0" w:space="0" w:color="000000"/>
+              <w:right w:val="none" w:sz="0" w:space="0" w:color="000000"/>
+            </w:tcBorders>
+            <w:shd w:val="clear" w:color="auto" w:fill="FFFFFF"/>
+            <w:tcMar>
+              <w:top w:w="0" w:type="dxa"/>
+              <w:bottom w:w="0" w:type="dxa"/>
+              <w:left w:w="0" w:type="dxa"/>
+              <w:right w:w="0" w:type="dxa"/>
+            </w:tcMar>
+            <w:vAlign w:val="center"/>
+          </w:tcPr>
+          <w:p>
+            <w:pPr>
+              <w:pStyle w:val="Normal"/>
+              <w:jc w:val="left"/>
+              <w:pBdr>
+                <w:bottom w:val="none" w:sz="0" w:space="0" w:color="000000"/>
+                <w:top w:val="none" w:sz="0" w:space="0" w:color="000000"/>
+                <w:left w:val="none" w:sz="0" w:space="0" w:color="000000"/>
+                <w:right w:val="none" w:sz="0" w:space="0" w:color="000000"/>
+              </w:pBdr>
+              <w:spacing w:after="100" w:before="100" w:line="240"/>
+              <w:ind w:left="100" w:right="100" w:firstLine="0" w:firstLineChars="0"/>
+              <w:rPr>
+                <w:rFonts w:ascii="Times New Roman" w:hAnsi="Times New Roman" w:eastAsia="Times New Roman" w:cs="Times New Roman"/>
+                <w:i w:val="false"/>
+                <w:b w:val="false"/>
+                <w:u w:val="none"/>
+                <w:strike w:val="false"/>
+                <w:sz w:val="18"/>
+                <w:szCs w:val="18"/>
+                <w:color w:val="000000"/>
+              </w:rPr>
+            </w:pPr>
+            <w:r>
+              <w:rPr>
+                <w:rFonts w:ascii="Times New Roman" w:hAnsi="Times New Roman" w:eastAsia="Times New Roman" w:cs="Times New Roman"/>
+                <w:i w:val="false"/>
+                <w:b w:val="false"/>
+                <w:u w:val="none"/>
+                <w:strike w:val="false"/>
+                <w:sz w:val="18"/>
+                <w:szCs w:val="18"/>
+                <w:color w:val="000000"/>
+              </w:rPr>
+              <w:t xml:space="preserve">NR (57.2–NR)</w:t>
+            </w:r>
+          </w:p>
+        </w:tc>
+        <w:tc>
+          <w:tcPr>
+            <w:tcBorders>
+              <w:bottom w:val="none" w:sz="0" w:space="0" w:color="000000"/>
+              <w:top w:val="none" w:sz="0" w:space="0" w:color="000000"/>
+              <w:left w:val="none" w:sz="0" w:space="0" w:color="000000"/>
+              <w:right w:val="none" w:sz="0" w:space="0" w:color="000000"/>
+            </w:tcBorders>
+            <w:shd w:val="clear" w:color="auto" w:fill="FFFFFF"/>
+            <w:tcMar>
+              <w:top w:w="0" w:type="dxa"/>
+              <w:bottom w:w="0" w:type="dxa"/>
+              <w:left w:w="0" w:type="dxa"/>
+              <w:right w:w="0" w:type="dxa"/>
+            </w:tcMar>
+            <w:vAlign w:val="center"/>
+          </w:tcPr>
+          <w:p>
+            <w:pPr>
+              <w:pStyle w:val="Normal"/>
+              <w:jc w:val="left"/>
+              <w:pBdr>
+                <w:bottom w:val="none" w:sz="0" w:space="0" w:color="000000"/>
+                <w:top w:val="none" w:sz="0" w:space="0" w:color="000000"/>
+                <w:left w:val="none" w:sz="0" w:space="0" w:color="000000"/>
+                <w:right w:val="none" w:sz="0" w:space="0" w:color="000000"/>
+              </w:pBdr>
+              <w:spacing w:after="100" w:before="100" w:line="240"/>
+              <w:ind w:left="100" w:right="100" w:firstLine="0" w:firstLineChars="0"/>
+              <w:rPr>
+                <w:rFonts w:ascii="Times New Roman" w:hAnsi="Times New Roman" w:eastAsia="Times New Roman" w:cs="Times New Roman"/>
+                <w:i w:val="false"/>
+                <w:b w:val="false"/>
+                <w:u w:val="none"/>
+                <w:strike w:val="false"/>
+                <w:sz w:val="18"/>
+                <w:szCs w:val="18"/>
+                <w:color w:val="000000"/>
+              </w:rPr>
+            </w:pPr>
+            <w:r>
+              <w:rPr>
+                <w:rFonts w:ascii="Times New Roman" w:hAnsi="Times New Roman" w:eastAsia="Times New Roman" w:cs="Times New Roman"/>
+                <w:i w:val="false"/>
+                <w:b w:val="false"/>
+                <w:u w:val="none"/>
+                <w:strike w:val="false"/>
+                <w:sz w:val="18"/>
+                <w:szCs w:val="18"/>
+                <w:color w:val="000000"/>
+              </w:rPr>
+              <w:t xml:space="preserve">89.3% (80.3–99.3)</w:t>
+            </w:r>
+          </w:p>
+        </w:tc>
+        <w:tc>
+          <w:tcPr>
+            <w:tcBorders>
+              <w:bottom w:val="none" w:sz="0" w:space="0" w:color="000000"/>
+              <w:top w:val="none" w:sz="0" w:space="0" w:color="000000"/>
+              <w:left w:val="none" w:sz="0" w:space="0" w:color="000000"/>
+              <w:right w:val="none" w:sz="0" w:space="0" w:color="000000"/>
+            </w:tcBorders>
+            <w:shd w:val="clear" w:color="auto" w:fill="FFFFFF"/>
+            <w:tcMar>
+              <w:top w:w="0" w:type="dxa"/>
+              <w:bottom w:w="0" w:type="dxa"/>
+              <w:left w:w="0" w:type="dxa"/>
+              <w:right w:w="0" w:type="dxa"/>
+            </w:tcMar>
+            <w:vAlign w:val="center"/>
+          </w:tcPr>
+          <w:p>
+            <w:pPr>
+              <w:pStyle w:val="Normal"/>
+              <w:jc w:val="left"/>
+              <w:pBdr>
+                <w:bottom w:val="none" w:sz="0" w:space="0" w:color="000000"/>
+                <w:top w:val="none" w:sz="0" w:space="0" w:color="000000"/>
+                <w:left w:val="none" w:sz="0" w:space="0" w:color="000000"/>
+                <w:right w:val="none" w:sz="0" w:space="0" w:color="000000"/>
+              </w:pBdr>
+              <w:spacing w:after="100" w:before="100" w:line="240"/>
+              <w:ind w:left="100" w:right="100" w:firstLine="0" w:firstLineChars="0"/>
+              <w:rPr>
+                <w:rFonts w:ascii="Times New Roman" w:hAnsi="Times New Roman" w:eastAsia="Times New Roman" w:cs="Times New Roman"/>
+                <w:i w:val="false"/>
+                <w:b w:val="false"/>
+                <w:u w:val="none"/>
+                <w:strike w:val="false"/>
+                <w:sz w:val="18"/>
+                <w:szCs w:val="18"/>
+                <w:color w:val="000000"/>
+              </w:rPr>
+            </w:pPr>
+            <w:r>
+              <w:rPr>
+                <w:rFonts w:ascii="Times New Roman" w:hAnsi="Times New Roman" w:eastAsia="Times New Roman" w:cs="Times New Roman"/>
+                <w:i w:val="false"/>
+                <w:b w:val="false"/>
+                <w:u w:val="none"/>
+                <w:strike w:val="false"/>
+                <w:sz w:val="18"/>
+                <w:szCs w:val="18"/>
+                <w:color w:val="000000"/>
+              </w:rPr>
+              <w:t xml:space="preserve">60.1% (37.1–97.4)</w:t>
+            </w:r>
+          </w:p>
+        </w:tc>
+      </w:tr>
+      <w:tr>
+        <w:trPr>
           <w:trHeight w:val="575" w:hRule="auto"/>
         </w:trPr>
         <w:tc>
@@ -7899,7 +8679,7 @@
                 <w:szCs w:val="18"/>
                 <w:color w:val="000000"/>
               </w:rPr>
-              <w:t xml:space="preserve">MS4A1</w:t>
+              <w:t xml:space="preserve">HIST1H2AC</w:t>
             </w:r>
           </w:p>
         </w:tc>
@@ -8064,7 +8844,7 @@
                 <w:szCs w:val="18"/>
                 <w:color w:val="000000"/>
               </w:rPr>
-              <w:t xml:space="preserve">7</w:t>
+              <w:t xml:space="preserve">17</w:t>
             </w:r>
           </w:p>
         </w:tc>
@@ -8119,7 +8899,7 @@
                 <w:szCs w:val="18"/>
                 <w:color w:val="000000"/>
               </w:rPr>
-              <w:t xml:space="preserve">NR (51.9–NR)</w:t>
+              <w:t xml:space="preserve">51.4 (41.3–NR)</w:t>
             </w:r>
           </w:p>
         </w:tc>
@@ -8174,7 +8954,7 @@
                 <w:szCs w:val="18"/>
                 <w:color w:val="000000"/>
               </w:rPr>
-              <w:t xml:space="preserve">93.5% (87.4–100.0)</w:t>
+              <w:t xml:space="preserve">80.6% (70.6–92.0)</w:t>
             </w:r>
           </w:p>
         </w:tc>
@@ -8229,7 +9009,7 @@
                 <w:szCs w:val="18"/>
                 <w:color w:val="000000"/>
               </w:rPr>
-              <w:t xml:space="preserve">70.4% (49.2–100.0)</w:t>
+              <w:t xml:space="preserve">40.6% (20.4–80.6)</w:t>
             </w:r>
           </w:p>
         </w:tc>

--- a/output/tables/READ/READ_km_summary.docx
+++ b/output/tables/READ/READ_km_summary.docx
@@ -8626,6 +8626,786 @@
       </w:tr>
       <w:tr>
         <w:trPr>
+          <w:trHeight w:val="560" w:hRule="auto"/>
+        </w:trPr>
+        <w:tc>
+          <w:tcPr>
+            <w:tcBorders>
+              <w:bottom w:val="none" w:sz="0" w:space="0" w:color="000000"/>
+              <w:top w:val="none" w:sz="0" w:space="0" w:color="000000"/>
+              <w:left w:val="none" w:sz="0" w:space="0" w:color="000000"/>
+              <w:right w:val="none" w:sz="0" w:space="0" w:color="000000"/>
+            </w:tcBorders>
+            <w:shd w:val="clear" w:color="auto" w:fill="FFFFFF"/>
+            <w:tcMar>
+              <w:top w:w="0" w:type="dxa"/>
+              <w:bottom w:w="0" w:type="dxa"/>
+              <w:left w:w="0" w:type="dxa"/>
+              <w:right w:w="0" w:type="dxa"/>
+            </w:tcMar>
+            <w:vAlign w:val="center"/>
+          </w:tcPr>
+          <w:p>
+            <w:pPr>
+              <w:pStyle w:val="Normal"/>
+              <w:jc w:val="left"/>
+              <w:pBdr>
+                <w:bottom w:val="none" w:sz="0" w:space="0" w:color="000000"/>
+                <w:top w:val="none" w:sz="0" w:space="0" w:color="000000"/>
+                <w:left w:val="none" w:sz="0" w:space="0" w:color="000000"/>
+                <w:right w:val="none" w:sz="0" w:space="0" w:color="000000"/>
+              </w:pBdr>
+              <w:spacing w:after="100" w:before="100" w:line="240"/>
+              <w:ind w:left="100" w:right="100" w:firstLine="0" w:firstLineChars="0"/>
+              <w:rPr>
+                <w:rFonts w:ascii="Times New Roman" w:hAnsi="Times New Roman" w:eastAsia="Times New Roman" w:cs="Times New Roman"/>
+                <w:i w:val="false"/>
+                <w:b w:val="false"/>
+                <w:u w:val="none"/>
+                <w:strike w:val="false"/>
+                <w:sz w:val="18"/>
+                <w:szCs w:val="18"/>
+                <w:color w:val="000000"/>
+              </w:rPr>
+            </w:pPr>
+            <w:r>
+              <w:rPr>
+                <w:rFonts w:ascii="Times New Roman" w:hAnsi="Times New Roman" w:eastAsia="Times New Roman" w:cs="Times New Roman"/>
+                <w:i w:val="false"/>
+                <w:b w:val="false"/>
+                <w:u w:val="none"/>
+                <w:strike w:val="false"/>
+                <w:sz w:val="18"/>
+                <w:szCs w:val="18"/>
+                <w:color w:val="000000"/>
+              </w:rPr>
+              <w:t xml:space="preserve">HIST1H2AC</w:t>
+            </w:r>
+          </w:p>
+        </w:tc>
+        <w:tc>
+          <w:tcPr>
+            <w:tcBorders>
+              <w:bottom w:val="none" w:sz="0" w:space="0" w:color="000000"/>
+              <w:top w:val="none" w:sz="0" w:space="0" w:color="000000"/>
+              <w:left w:val="none" w:sz="0" w:space="0" w:color="000000"/>
+              <w:right w:val="none" w:sz="0" w:space="0" w:color="000000"/>
+            </w:tcBorders>
+            <w:shd w:val="clear" w:color="auto" w:fill="FFFFFF"/>
+            <w:tcMar>
+              <w:top w:w="0" w:type="dxa"/>
+              <w:bottom w:w="0" w:type="dxa"/>
+              <w:left w:w="0" w:type="dxa"/>
+              <w:right w:w="0" w:type="dxa"/>
+            </w:tcMar>
+            <w:vAlign w:val="center"/>
+          </w:tcPr>
+          <w:p>
+            <w:pPr>
+              <w:pStyle w:val="Normal"/>
+              <w:jc w:val="left"/>
+              <w:pBdr>
+                <w:bottom w:val="none" w:sz="0" w:space="0" w:color="000000"/>
+                <w:top w:val="none" w:sz="0" w:space="0" w:color="000000"/>
+                <w:left w:val="none" w:sz="0" w:space="0" w:color="000000"/>
+                <w:right w:val="none" w:sz="0" w:space="0" w:color="000000"/>
+              </w:pBdr>
+              <w:spacing w:after="100" w:before="100" w:line="240"/>
+              <w:ind w:left="100" w:right="100" w:firstLine="0" w:firstLineChars="0"/>
+              <w:rPr>
+                <w:rFonts w:ascii="Times New Roman" w:hAnsi="Times New Roman" w:eastAsia="Times New Roman" w:cs="Times New Roman"/>
+                <w:i w:val="false"/>
+                <w:b w:val="false"/>
+                <w:u w:val="none"/>
+                <w:strike w:val="false"/>
+                <w:sz w:val="18"/>
+                <w:szCs w:val="18"/>
+                <w:color w:val="000000"/>
+              </w:rPr>
+            </w:pPr>
+            <w:r>
+              <w:rPr>
+                <w:rFonts w:ascii="Times New Roman" w:hAnsi="Times New Roman" w:eastAsia="Times New Roman" w:cs="Times New Roman"/>
+                <w:i w:val="false"/>
+                <w:b w:val="false"/>
+                <w:u w:val="none"/>
+                <w:strike w:val="false"/>
+                <w:sz w:val="18"/>
+                <w:szCs w:val="18"/>
+                <w:color w:val="000000"/>
+              </w:rPr>
+              <w:t xml:space="preserve">High</w:t>
+            </w:r>
+          </w:p>
+        </w:tc>
+        <w:tc>
+          <w:tcPr>
+            <w:tcBorders>
+              <w:bottom w:val="none" w:sz="0" w:space="0" w:color="000000"/>
+              <w:top w:val="none" w:sz="0" w:space="0" w:color="000000"/>
+              <w:left w:val="none" w:sz="0" w:space="0" w:color="000000"/>
+              <w:right w:val="none" w:sz="0" w:space="0" w:color="000000"/>
+            </w:tcBorders>
+            <w:shd w:val="clear" w:color="auto" w:fill="FFFFFF"/>
+            <w:tcMar>
+              <w:top w:w="0" w:type="dxa"/>
+              <w:bottom w:w="0" w:type="dxa"/>
+              <w:left w:w="0" w:type="dxa"/>
+              <w:right w:w="0" w:type="dxa"/>
+            </w:tcMar>
+            <w:vAlign w:val="center"/>
+          </w:tcPr>
+          <w:p>
+            <w:pPr>
+              <w:pStyle w:val="Normal"/>
+              <w:jc w:val="right"/>
+              <w:pBdr>
+                <w:bottom w:val="none" w:sz="0" w:space="0" w:color="000000"/>
+                <w:top w:val="none" w:sz="0" w:space="0" w:color="000000"/>
+                <w:left w:val="none" w:sz="0" w:space="0" w:color="000000"/>
+                <w:right w:val="none" w:sz="0" w:space="0" w:color="000000"/>
+              </w:pBdr>
+              <w:spacing w:after="100" w:before="100" w:line="240"/>
+              <w:ind w:left="100" w:right="100" w:firstLine="0" w:firstLineChars="0"/>
+              <w:rPr>
+                <w:rFonts w:ascii="Times New Roman" w:hAnsi="Times New Roman" w:eastAsia="Times New Roman" w:cs="Times New Roman"/>
+                <w:i w:val="false"/>
+                <w:b w:val="false"/>
+                <w:u w:val="none"/>
+                <w:strike w:val="false"/>
+                <w:sz w:val="18"/>
+                <w:szCs w:val="18"/>
+                <w:color w:val="000000"/>
+              </w:rPr>
+            </w:pPr>
+            <w:r>
+              <w:rPr>
+                <w:rFonts w:ascii="Times New Roman" w:hAnsi="Times New Roman" w:eastAsia="Times New Roman" w:cs="Times New Roman"/>
+                <w:i w:val="false"/>
+                <w:b w:val="false"/>
+                <w:u w:val="none"/>
+                <w:strike w:val="false"/>
+                <w:sz w:val="18"/>
+                <w:szCs w:val="18"/>
+                <w:color w:val="000000"/>
+              </w:rPr>
+              <w:t xml:space="preserve">78</w:t>
+            </w:r>
+          </w:p>
+        </w:tc>
+        <w:tc>
+          <w:tcPr>
+            <w:tcBorders>
+              <w:bottom w:val="none" w:sz="0" w:space="0" w:color="000000"/>
+              <w:top w:val="none" w:sz="0" w:space="0" w:color="000000"/>
+              <w:left w:val="none" w:sz="0" w:space="0" w:color="000000"/>
+              <w:right w:val="none" w:sz="0" w:space="0" w:color="000000"/>
+            </w:tcBorders>
+            <w:shd w:val="clear" w:color="auto" w:fill="FFFFFF"/>
+            <w:tcMar>
+              <w:top w:w="0" w:type="dxa"/>
+              <w:bottom w:w="0" w:type="dxa"/>
+              <w:left w:w="0" w:type="dxa"/>
+              <w:right w:w="0" w:type="dxa"/>
+            </w:tcMar>
+            <w:vAlign w:val="center"/>
+          </w:tcPr>
+          <w:p>
+            <w:pPr>
+              <w:pStyle w:val="Normal"/>
+              <w:jc w:val="right"/>
+              <w:pBdr>
+                <w:bottom w:val="none" w:sz="0" w:space="0" w:color="000000"/>
+                <w:top w:val="none" w:sz="0" w:space="0" w:color="000000"/>
+                <w:left w:val="none" w:sz="0" w:space="0" w:color="000000"/>
+                <w:right w:val="none" w:sz="0" w:space="0" w:color="000000"/>
+              </w:pBdr>
+              <w:spacing w:after="100" w:before="100" w:line="240"/>
+              <w:ind w:left="100" w:right="100" w:firstLine="0" w:firstLineChars="0"/>
+              <w:rPr>
+                <w:rFonts w:ascii="Times New Roman" w:hAnsi="Times New Roman" w:eastAsia="Times New Roman" w:cs="Times New Roman"/>
+                <w:i w:val="false"/>
+                <w:b w:val="false"/>
+                <w:u w:val="none"/>
+                <w:strike w:val="false"/>
+                <w:sz w:val="18"/>
+                <w:szCs w:val="18"/>
+                <w:color w:val="000000"/>
+              </w:rPr>
+            </w:pPr>
+            <w:r>
+              <w:rPr>
+                <w:rFonts w:ascii="Times New Roman" w:hAnsi="Times New Roman" w:eastAsia="Times New Roman" w:cs="Times New Roman"/>
+                <w:i w:val="false"/>
+                <w:b w:val="false"/>
+                <w:u w:val="none"/>
+                <w:strike w:val="false"/>
+                <w:sz w:val="18"/>
+                <w:szCs w:val="18"/>
+                <w:color w:val="000000"/>
+              </w:rPr>
+              <w:t xml:space="preserve">17</w:t>
+            </w:r>
+          </w:p>
+        </w:tc>
+        <w:tc>
+          <w:tcPr>
+            <w:tcBorders>
+              <w:bottom w:val="none" w:sz="0" w:space="0" w:color="000000"/>
+              <w:top w:val="none" w:sz="0" w:space="0" w:color="000000"/>
+              <w:left w:val="none" w:sz="0" w:space="0" w:color="000000"/>
+              <w:right w:val="none" w:sz="0" w:space="0" w:color="000000"/>
+            </w:tcBorders>
+            <w:shd w:val="clear" w:color="auto" w:fill="FFFFFF"/>
+            <w:tcMar>
+              <w:top w:w="0" w:type="dxa"/>
+              <w:bottom w:w="0" w:type="dxa"/>
+              <w:left w:w="0" w:type="dxa"/>
+              <w:right w:w="0" w:type="dxa"/>
+            </w:tcMar>
+            <w:vAlign w:val="center"/>
+          </w:tcPr>
+          <w:p>
+            <w:pPr>
+              <w:pStyle w:val="Normal"/>
+              <w:jc w:val="left"/>
+              <w:pBdr>
+                <w:bottom w:val="none" w:sz="0" w:space="0" w:color="000000"/>
+                <w:top w:val="none" w:sz="0" w:space="0" w:color="000000"/>
+                <w:left w:val="none" w:sz="0" w:space="0" w:color="000000"/>
+                <w:right w:val="none" w:sz="0" w:space="0" w:color="000000"/>
+              </w:pBdr>
+              <w:spacing w:after="100" w:before="100" w:line="240"/>
+              <w:ind w:left="100" w:right="100" w:firstLine="0" w:firstLineChars="0"/>
+              <w:rPr>
+                <w:rFonts w:ascii="Times New Roman" w:hAnsi="Times New Roman" w:eastAsia="Times New Roman" w:cs="Times New Roman"/>
+                <w:i w:val="false"/>
+                <w:b w:val="false"/>
+                <w:u w:val="none"/>
+                <w:strike w:val="false"/>
+                <w:sz w:val="18"/>
+                <w:szCs w:val="18"/>
+                <w:color w:val="000000"/>
+              </w:rPr>
+            </w:pPr>
+            <w:r>
+              <w:rPr>
+                <w:rFonts w:ascii="Times New Roman" w:hAnsi="Times New Roman" w:eastAsia="Times New Roman" w:cs="Times New Roman"/>
+                <w:i w:val="false"/>
+                <w:b w:val="false"/>
+                <w:u w:val="none"/>
+                <w:strike w:val="false"/>
+                <w:sz w:val="18"/>
+                <w:szCs w:val="18"/>
+                <w:color w:val="000000"/>
+              </w:rPr>
+              <w:t xml:space="preserve">51.4 (41.3–NR)</w:t>
+            </w:r>
+          </w:p>
+        </w:tc>
+        <w:tc>
+          <w:tcPr>
+            <w:tcBorders>
+              <w:bottom w:val="none" w:sz="0" w:space="0" w:color="000000"/>
+              <w:top w:val="none" w:sz="0" w:space="0" w:color="000000"/>
+              <w:left w:val="none" w:sz="0" w:space="0" w:color="000000"/>
+              <w:right w:val="none" w:sz="0" w:space="0" w:color="000000"/>
+            </w:tcBorders>
+            <w:shd w:val="clear" w:color="auto" w:fill="FFFFFF"/>
+            <w:tcMar>
+              <w:top w:w="0" w:type="dxa"/>
+              <w:bottom w:w="0" w:type="dxa"/>
+              <w:left w:w="0" w:type="dxa"/>
+              <w:right w:w="0" w:type="dxa"/>
+            </w:tcMar>
+            <w:vAlign w:val="center"/>
+          </w:tcPr>
+          <w:p>
+            <w:pPr>
+              <w:pStyle w:val="Normal"/>
+              <w:jc w:val="left"/>
+              <w:pBdr>
+                <w:bottom w:val="none" w:sz="0" w:space="0" w:color="000000"/>
+                <w:top w:val="none" w:sz="0" w:space="0" w:color="000000"/>
+                <w:left w:val="none" w:sz="0" w:space="0" w:color="000000"/>
+                <w:right w:val="none" w:sz="0" w:space="0" w:color="000000"/>
+              </w:pBdr>
+              <w:spacing w:after="100" w:before="100" w:line="240"/>
+              <w:ind w:left="100" w:right="100" w:firstLine="0" w:firstLineChars="0"/>
+              <w:rPr>
+                <w:rFonts w:ascii="Times New Roman" w:hAnsi="Times New Roman" w:eastAsia="Times New Roman" w:cs="Times New Roman"/>
+                <w:i w:val="false"/>
+                <w:b w:val="false"/>
+                <w:u w:val="none"/>
+                <w:strike w:val="false"/>
+                <w:sz w:val="18"/>
+                <w:szCs w:val="18"/>
+                <w:color w:val="000000"/>
+              </w:rPr>
+            </w:pPr>
+            <w:r>
+              <w:rPr>
+                <w:rFonts w:ascii="Times New Roman" w:hAnsi="Times New Roman" w:eastAsia="Times New Roman" w:cs="Times New Roman"/>
+                <w:i w:val="false"/>
+                <w:b w:val="false"/>
+                <w:u w:val="none"/>
+                <w:strike w:val="false"/>
+                <w:sz w:val="18"/>
+                <w:szCs w:val="18"/>
+                <w:color w:val="000000"/>
+              </w:rPr>
+              <w:t xml:space="preserve">80.6% (70.6–92.0)</w:t>
+            </w:r>
+          </w:p>
+        </w:tc>
+        <w:tc>
+          <w:tcPr>
+            <w:tcBorders>
+              <w:bottom w:val="none" w:sz="0" w:space="0" w:color="000000"/>
+              <w:top w:val="none" w:sz="0" w:space="0" w:color="000000"/>
+              <w:left w:val="none" w:sz="0" w:space="0" w:color="000000"/>
+              <w:right w:val="none" w:sz="0" w:space="0" w:color="000000"/>
+            </w:tcBorders>
+            <w:shd w:val="clear" w:color="auto" w:fill="FFFFFF"/>
+            <w:tcMar>
+              <w:top w:w="0" w:type="dxa"/>
+              <w:bottom w:w="0" w:type="dxa"/>
+              <w:left w:w="0" w:type="dxa"/>
+              <w:right w:w="0" w:type="dxa"/>
+            </w:tcMar>
+            <w:vAlign w:val="center"/>
+          </w:tcPr>
+          <w:p>
+            <w:pPr>
+              <w:pStyle w:val="Normal"/>
+              <w:jc w:val="left"/>
+              <w:pBdr>
+                <w:bottom w:val="none" w:sz="0" w:space="0" w:color="000000"/>
+                <w:top w:val="none" w:sz="0" w:space="0" w:color="000000"/>
+                <w:left w:val="none" w:sz="0" w:space="0" w:color="000000"/>
+                <w:right w:val="none" w:sz="0" w:space="0" w:color="000000"/>
+              </w:pBdr>
+              <w:spacing w:after="100" w:before="100" w:line="240"/>
+              <w:ind w:left="100" w:right="100" w:firstLine="0" w:firstLineChars="0"/>
+              <w:rPr>
+                <w:rFonts w:ascii="Times New Roman" w:hAnsi="Times New Roman" w:eastAsia="Times New Roman" w:cs="Times New Roman"/>
+                <w:i w:val="false"/>
+                <w:b w:val="false"/>
+                <w:u w:val="none"/>
+                <w:strike w:val="false"/>
+                <w:sz w:val="18"/>
+                <w:szCs w:val="18"/>
+                <w:color w:val="000000"/>
+              </w:rPr>
+            </w:pPr>
+            <w:r>
+              <w:rPr>
+                <w:rFonts w:ascii="Times New Roman" w:hAnsi="Times New Roman" w:eastAsia="Times New Roman" w:cs="Times New Roman"/>
+                <w:i w:val="false"/>
+                <w:b w:val="false"/>
+                <w:u w:val="none"/>
+                <w:strike w:val="false"/>
+                <w:sz w:val="18"/>
+                <w:szCs w:val="18"/>
+                <w:color w:val="000000"/>
+              </w:rPr>
+              <w:t xml:space="preserve">40.6% (20.4–80.6)</w:t>
+            </w:r>
+          </w:p>
+        </w:tc>
+      </w:tr>
+      <w:tr>
+        <w:trPr>
+          <w:trHeight w:val="560" w:hRule="auto"/>
+        </w:trPr>
+        <w:tc>
+          <w:tcPr>
+            <w:tcBorders>
+              <w:bottom w:val="none" w:sz="0" w:space="0" w:color="000000"/>
+              <w:top w:val="none" w:sz="0" w:space="0" w:color="000000"/>
+              <w:left w:val="none" w:sz="0" w:space="0" w:color="000000"/>
+              <w:right w:val="none" w:sz="0" w:space="0" w:color="000000"/>
+            </w:tcBorders>
+            <w:shd w:val="clear" w:color="auto" w:fill="FFFFFF"/>
+            <w:tcMar>
+              <w:top w:w="0" w:type="dxa"/>
+              <w:bottom w:w="0" w:type="dxa"/>
+              <w:left w:w="0" w:type="dxa"/>
+              <w:right w:w="0" w:type="dxa"/>
+            </w:tcMar>
+            <w:vAlign w:val="center"/>
+          </w:tcPr>
+          <w:p>
+            <w:pPr>
+              <w:pStyle w:val="Normal"/>
+              <w:jc w:val="left"/>
+              <w:pBdr>
+                <w:bottom w:val="none" w:sz="0" w:space="0" w:color="000000"/>
+                <w:top w:val="none" w:sz="0" w:space="0" w:color="000000"/>
+                <w:left w:val="none" w:sz="0" w:space="0" w:color="000000"/>
+                <w:right w:val="none" w:sz="0" w:space="0" w:color="000000"/>
+              </w:pBdr>
+              <w:spacing w:after="100" w:before="100" w:line="240"/>
+              <w:ind w:left="100" w:right="100" w:firstLine="0" w:firstLineChars="0"/>
+              <w:rPr>
+                <w:rFonts w:ascii="Times New Roman" w:hAnsi="Times New Roman" w:eastAsia="Times New Roman" w:cs="Times New Roman"/>
+                <w:i w:val="false"/>
+                <w:b w:val="false"/>
+                <w:u w:val="none"/>
+                <w:strike w:val="false"/>
+                <w:sz w:val="18"/>
+                <w:szCs w:val="18"/>
+                <w:color w:val="000000"/>
+              </w:rPr>
+            </w:pPr>
+            <w:r>
+              <w:rPr>
+                <w:rFonts w:ascii="Times New Roman" w:hAnsi="Times New Roman" w:eastAsia="Times New Roman" w:cs="Times New Roman"/>
+                <w:i w:val="false"/>
+                <w:b w:val="false"/>
+                <w:u w:val="none"/>
+                <w:strike w:val="false"/>
+                <w:sz w:val="18"/>
+                <w:szCs w:val="18"/>
+                <w:color w:val="000000"/>
+              </w:rPr>
+              <w:t xml:space="preserve">MAD2L1</w:t>
+            </w:r>
+          </w:p>
+        </w:tc>
+        <w:tc>
+          <w:tcPr>
+            <w:tcBorders>
+              <w:bottom w:val="none" w:sz="0" w:space="0" w:color="000000"/>
+              <w:top w:val="none" w:sz="0" w:space="0" w:color="000000"/>
+              <w:left w:val="none" w:sz="0" w:space="0" w:color="000000"/>
+              <w:right w:val="none" w:sz="0" w:space="0" w:color="000000"/>
+            </w:tcBorders>
+            <w:shd w:val="clear" w:color="auto" w:fill="FFFFFF"/>
+            <w:tcMar>
+              <w:top w:w="0" w:type="dxa"/>
+              <w:bottom w:w="0" w:type="dxa"/>
+              <w:left w:w="0" w:type="dxa"/>
+              <w:right w:w="0" w:type="dxa"/>
+            </w:tcMar>
+            <w:vAlign w:val="center"/>
+          </w:tcPr>
+          <w:p>
+            <w:pPr>
+              <w:pStyle w:val="Normal"/>
+              <w:jc w:val="left"/>
+              <w:pBdr>
+                <w:bottom w:val="none" w:sz="0" w:space="0" w:color="000000"/>
+                <w:top w:val="none" w:sz="0" w:space="0" w:color="000000"/>
+                <w:left w:val="none" w:sz="0" w:space="0" w:color="000000"/>
+                <w:right w:val="none" w:sz="0" w:space="0" w:color="000000"/>
+              </w:pBdr>
+              <w:spacing w:after="100" w:before="100" w:line="240"/>
+              <w:ind w:left="100" w:right="100" w:firstLine="0" w:firstLineChars="0"/>
+              <w:rPr>
+                <w:rFonts w:ascii="Times New Roman" w:hAnsi="Times New Roman" w:eastAsia="Times New Roman" w:cs="Times New Roman"/>
+                <w:i w:val="false"/>
+                <w:b w:val="false"/>
+                <w:u w:val="none"/>
+                <w:strike w:val="false"/>
+                <w:sz w:val="18"/>
+                <w:szCs w:val="18"/>
+                <w:color w:val="000000"/>
+              </w:rPr>
+            </w:pPr>
+            <w:r>
+              <w:rPr>
+                <w:rFonts w:ascii="Times New Roman" w:hAnsi="Times New Roman" w:eastAsia="Times New Roman" w:cs="Times New Roman"/>
+                <w:i w:val="false"/>
+                <w:b w:val="false"/>
+                <w:u w:val="none"/>
+                <w:strike w:val="false"/>
+                <w:sz w:val="18"/>
+                <w:szCs w:val="18"/>
+                <w:color w:val="000000"/>
+              </w:rPr>
+              <w:t xml:space="preserve">Low</w:t>
+            </w:r>
+          </w:p>
+        </w:tc>
+        <w:tc>
+          <w:tcPr>
+            <w:tcBorders>
+              <w:bottom w:val="none" w:sz="0" w:space="0" w:color="000000"/>
+              <w:top w:val="none" w:sz="0" w:space="0" w:color="000000"/>
+              <w:left w:val="none" w:sz="0" w:space="0" w:color="000000"/>
+              <w:right w:val="none" w:sz="0" w:space="0" w:color="000000"/>
+            </w:tcBorders>
+            <w:shd w:val="clear" w:color="auto" w:fill="FFFFFF"/>
+            <w:tcMar>
+              <w:top w:w="0" w:type="dxa"/>
+              <w:bottom w:w="0" w:type="dxa"/>
+              <w:left w:w="0" w:type="dxa"/>
+              <w:right w:w="0" w:type="dxa"/>
+            </w:tcMar>
+            <w:vAlign w:val="center"/>
+          </w:tcPr>
+          <w:p>
+            <w:pPr>
+              <w:pStyle w:val="Normal"/>
+              <w:jc w:val="right"/>
+              <w:pBdr>
+                <w:bottom w:val="none" w:sz="0" w:space="0" w:color="000000"/>
+                <w:top w:val="none" w:sz="0" w:space="0" w:color="000000"/>
+                <w:left w:val="none" w:sz="0" w:space="0" w:color="000000"/>
+                <w:right w:val="none" w:sz="0" w:space="0" w:color="000000"/>
+              </w:pBdr>
+              <w:spacing w:after="100" w:before="100" w:line="240"/>
+              <w:ind w:left="100" w:right="100" w:firstLine="0" w:firstLineChars="0"/>
+              <w:rPr>
+                <w:rFonts w:ascii="Times New Roman" w:hAnsi="Times New Roman" w:eastAsia="Times New Roman" w:cs="Times New Roman"/>
+                <w:i w:val="false"/>
+                <w:b w:val="false"/>
+                <w:u w:val="none"/>
+                <w:strike w:val="false"/>
+                <w:sz w:val="18"/>
+                <w:szCs w:val="18"/>
+                <w:color w:val="000000"/>
+              </w:rPr>
+            </w:pPr>
+            <w:r>
+              <w:rPr>
+                <w:rFonts w:ascii="Times New Roman" w:hAnsi="Times New Roman" w:eastAsia="Times New Roman" w:cs="Times New Roman"/>
+                <w:i w:val="false"/>
+                <w:b w:val="false"/>
+                <w:u w:val="none"/>
+                <w:strike w:val="false"/>
+                <w:sz w:val="18"/>
+                <w:szCs w:val="18"/>
+                <w:color w:val="000000"/>
+              </w:rPr>
+              <w:t xml:space="preserve">77</w:t>
+            </w:r>
+          </w:p>
+        </w:tc>
+        <w:tc>
+          <w:tcPr>
+            <w:tcBorders>
+              <w:bottom w:val="none" w:sz="0" w:space="0" w:color="000000"/>
+              <w:top w:val="none" w:sz="0" w:space="0" w:color="000000"/>
+              <w:left w:val="none" w:sz="0" w:space="0" w:color="000000"/>
+              <w:right w:val="none" w:sz="0" w:space="0" w:color="000000"/>
+            </w:tcBorders>
+            <w:shd w:val="clear" w:color="auto" w:fill="FFFFFF"/>
+            <w:tcMar>
+              <w:top w:w="0" w:type="dxa"/>
+              <w:bottom w:w="0" w:type="dxa"/>
+              <w:left w:w="0" w:type="dxa"/>
+              <w:right w:w="0" w:type="dxa"/>
+            </w:tcMar>
+            <w:vAlign w:val="center"/>
+          </w:tcPr>
+          <w:p>
+            <w:pPr>
+              <w:pStyle w:val="Normal"/>
+              <w:jc w:val="right"/>
+              <w:pBdr>
+                <w:bottom w:val="none" w:sz="0" w:space="0" w:color="000000"/>
+                <w:top w:val="none" w:sz="0" w:space="0" w:color="000000"/>
+                <w:left w:val="none" w:sz="0" w:space="0" w:color="000000"/>
+                <w:right w:val="none" w:sz="0" w:space="0" w:color="000000"/>
+              </w:pBdr>
+              <w:spacing w:after="100" w:before="100" w:line="240"/>
+              <w:ind w:left="100" w:right="100" w:firstLine="0" w:firstLineChars="0"/>
+              <w:rPr>
+                <w:rFonts w:ascii="Times New Roman" w:hAnsi="Times New Roman" w:eastAsia="Times New Roman" w:cs="Times New Roman"/>
+                <w:i w:val="false"/>
+                <w:b w:val="false"/>
+                <w:u w:val="none"/>
+                <w:strike w:val="false"/>
+                <w:sz w:val="18"/>
+                <w:szCs w:val="18"/>
+                <w:color w:val="000000"/>
+              </w:rPr>
+            </w:pPr>
+            <w:r>
+              <w:rPr>
+                <w:rFonts w:ascii="Times New Roman" w:hAnsi="Times New Roman" w:eastAsia="Times New Roman" w:cs="Times New Roman"/>
+                <w:i w:val="false"/>
+                <w:b w:val="false"/>
+                <w:u w:val="none"/>
+                <w:strike w:val="false"/>
+                <w:sz w:val="18"/>
+                <w:szCs w:val="18"/>
+                <w:color w:val="000000"/>
+              </w:rPr>
+              <w:t xml:space="preserve">16</w:t>
+            </w:r>
+          </w:p>
+        </w:tc>
+        <w:tc>
+          <w:tcPr>
+            <w:tcBorders>
+              <w:bottom w:val="none" w:sz="0" w:space="0" w:color="000000"/>
+              <w:top w:val="none" w:sz="0" w:space="0" w:color="000000"/>
+              <w:left w:val="none" w:sz="0" w:space="0" w:color="000000"/>
+              <w:right w:val="none" w:sz="0" w:space="0" w:color="000000"/>
+            </w:tcBorders>
+            <w:shd w:val="clear" w:color="auto" w:fill="FFFFFF"/>
+            <w:tcMar>
+              <w:top w:w="0" w:type="dxa"/>
+              <w:bottom w:w="0" w:type="dxa"/>
+              <w:left w:w="0" w:type="dxa"/>
+              <w:right w:w="0" w:type="dxa"/>
+            </w:tcMar>
+            <w:vAlign w:val="center"/>
+          </w:tcPr>
+          <w:p>
+            <w:pPr>
+              <w:pStyle w:val="Normal"/>
+              <w:jc w:val="left"/>
+              <w:pBdr>
+                <w:bottom w:val="none" w:sz="0" w:space="0" w:color="000000"/>
+                <w:top w:val="none" w:sz="0" w:space="0" w:color="000000"/>
+                <w:left w:val="none" w:sz="0" w:space="0" w:color="000000"/>
+                <w:right w:val="none" w:sz="0" w:space="0" w:color="000000"/>
+              </w:pBdr>
+              <w:spacing w:after="100" w:before="100" w:line="240"/>
+              <w:ind w:left="100" w:right="100" w:firstLine="0" w:firstLineChars="0"/>
+              <w:rPr>
+                <w:rFonts w:ascii="Times New Roman" w:hAnsi="Times New Roman" w:eastAsia="Times New Roman" w:cs="Times New Roman"/>
+                <w:i w:val="false"/>
+                <w:b w:val="false"/>
+                <w:u w:val="none"/>
+                <w:strike w:val="false"/>
+                <w:sz w:val="18"/>
+                <w:szCs w:val="18"/>
+                <w:color w:val="000000"/>
+              </w:rPr>
+            </w:pPr>
+            <w:r>
+              <w:rPr>
+                <w:rFonts w:ascii="Times New Roman" w:hAnsi="Times New Roman" w:eastAsia="Times New Roman" w:cs="Times New Roman"/>
+                <w:i w:val="false"/>
+                <w:b w:val="false"/>
+                <w:u w:val="none"/>
+                <w:strike w:val="false"/>
+                <w:sz w:val="18"/>
+                <w:szCs w:val="18"/>
+                <w:color w:val="000000"/>
+              </w:rPr>
+              <w:t xml:space="preserve">47.0 (43.2–NR)</w:t>
+            </w:r>
+          </w:p>
+        </w:tc>
+        <w:tc>
+          <w:tcPr>
+            <w:tcBorders>
+              <w:bottom w:val="none" w:sz="0" w:space="0" w:color="000000"/>
+              <w:top w:val="none" w:sz="0" w:space="0" w:color="000000"/>
+              <w:left w:val="none" w:sz="0" w:space="0" w:color="000000"/>
+              <w:right w:val="none" w:sz="0" w:space="0" w:color="000000"/>
+            </w:tcBorders>
+            <w:shd w:val="clear" w:color="auto" w:fill="FFFFFF"/>
+            <w:tcMar>
+              <w:top w:w="0" w:type="dxa"/>
+              <w:bottom w:w="0" w:type="dxa"/>
+              <w:left w:w="0" w:type="dxa"/>
+              <w:right w:w="0" w:type="dxa"/>
+            </w:tcMar>
+            <w:vAlign w:val="center"/>
+          </w:tcPr>
+          <w:p>
+            <w:pPr>
+              <w:pStyle w:val="Normal"/>
+              <w:jc w:val="left"/>
+              <w:pBdr>
+                <w:bottom w:val="none" w:sz="0" w:space="0" w:color="000000"/>
+                <w:top w:val="none" w:sz="0" w:space="0" w:color="000000"/>
+                <w:left w:val="none" w:sz="0" w:space="0" w:color="000000"/>
+                <w:right w:val="none" w:sz="0" w:space="0" w:color="000000"/>
+              </w:pBdr>
+              <w:spacing w:after="100" w:before="100" w:line="240"/>
+              <w:ind w:left="100" w:right="100" w:firstLine="0" w:firstLineChars="0"/>
+              <w:rPr>
+                <w:rFonts w:ascii="Times New Roman" w:hAnsi="Times New Roman" w:eastAsia="Times New Roman" w:cs="Times New Roman"/>
+                <w:i w:val="false"/>
+                <w:b w:val="false"/>
+                <w:u w:val="none"/>
+                <w:strike w:val="false"/>
+                <w:sz w:val="18"/>
+                <w:szCs w:val="18"/>
+                <w:color w:val="000000"/>
+              </w:rPr>
+            </w:pPr>
+            <w:r>
+              <w:rPr>
+                <w:rFonts w:ascii="Times New Roman" w:hAnsi="Times New Roman" w:eastAsia="Times New Roman" w:cs="Times New Roman"/>
+                <w:i w:val="false"/>
+                <w:b w:val="false"/>
+                <w:u w:val="none"/>
+                <w:strike w:val="false"/>
+                <w:sz w:val="18"/>
+                <w:szCs w:val="18"/>
+                <w:color w:val="000000"/>
+              </w:rPr>
+              <w:t xml:space="preserve">79.4% (67.9–92.7)</w:t>
+            </w:r>
+          </w:p>
+        </w:tc>
+        <w:tc>
+          <w:tcPr>
+            <w:tcBorders>
+              <w:bottom w:val="none" w:sz="0" w:space="0" w:color="000000"/>
+              <w:top w:val="none" w:sz="0" w:space="0" w:color="000000"/>
+              <w:left w:val="none" w:sz="0" w:space="0" w:color="000000"/>
+              <w:right w:val="none" w:sz="0" w:space="0" w:color="000000"/>
+            </w:tcBorders>
+            <w:shd w:val="clear" w:color="auto" w:fill="FFFFFF"/>
+            <w:tcMar>
+              <w:top w:w="0" w:type="dxa"/>
+              <w:bottom w:w="0" w:type="dxa"/>
+              <w:left w:w="0" w:type="dxa"/>
+              <w:right w:w="0" w:type="dxa"/>
+            </w:tcMar>
+            <w:vAlign w:val="center"/>
+          </w:tcPr>
+          <w:p>
+            <w:pPr>
+              <w:pStyle w:val="Normal"/>
+              <w:jc w:val="left"/>
+              <w:pBdr>
+                <w:bottom w:val="none" w:sz="0" w:space="0" w:color="000000"/>
+                <w:top w:val="none" w:sz="0" w:space="0" w:color="000000"/>
+                <w:left w:val="none" w:sz="0" w:space="0" w:color="000000"/>
+                <w:right w:val="none" w:sz="0" w:space="0" w:color="000000"/>
+              </w:pBdr>
+              <w:spacing w:after="100" w:before="100" w:line="240"/>
+              <w:ind w:left="100" w:right="100" w:firstLine="0" w:firstLineChars="0"/>
+              <w:rPr>
+                <w:rFonts w:ascii="Times New Roman" w:hAnsi="Times New Roman" w:eastAsia="Times New Roman" w:cs="Times New Roman"/>
+                <w:i w:val="false"/>
+                <w:b w:val="false"/>
+                <w:u w:val="none"/>
+                <w:strike w:val="false"/>
+                <w:sz w:val="18"/>
+                <w:szCs w:val="18"/>
+                <w:color w:val="000000"/>
+              </w:rPr>
+            </w:pPr>
+            <w:r>
+              <w:rPr>
+                <w:rFonts w:ascii="Times New Roman" w:hAnsi="Times New Roman" w:eastAsia="Times New Roman" w:cs="Times New Roman"/>
+                <w:i w:val="false"/>
+                <w:b w:val="false"/>
+                <w:u w:val="none"/>
+                <w:strike w:val="false"/>
+                <w:sz w:val="18"/>
+                <w:szCs w:val="18"/>
+                <w:color w:val="000000"/>
+              </w:rPr>
+              <w:t xml:space="preserve">16.6% (3.1–89.0)</w:t>
+            </w:r>
+          </w:p>
+        </w:tc>
+      </w:tr>
+      <w:tr>
+        <w:trPr>
           <w:trHeight w:val="575" w:hRule="auto"/>
         </w:trPr>
         <w:tc>
@@ -8679,7 +9459,7 @@
                 <w:szCs w:val="18"/>
                 <w:color w:val="000000"/>
               </w:rPr>
-              <w:t xml:space="preserve">HIST1H2AC</w:t>
+              <w:t xml:space="preserve">MAD2L1</w:t>
             </w:r>
           </w:p>
         </w:tc>
@@ -8789,7 +9569,7 @@
                 <w:szCs w:val="18"/>
                 <w:color w:val="000000"/>
               </w:rPr>
-              <w:t xml:space="preserve">78</w:t>
+              <w:t xml:space="preserve">79</w:t>
             </w:r>
           </w:p>
         </w:tc>
@@ -8844,7 +9624,7 @@
                 <w:szCs w:val="18"/>
                 <w:color w:val="000000"/>
               </w:rPr>
-              <w:t xml:space="preserve">17</w:t>
+              <w:t xml:space="preserve">9</w:t>
             </w:r>
           </w:p>
         </w:tc>
@@ -8899,7 +9679,7 @@
                 <w:szCs w:val="18"/>
                 <w:color w:val="000000"/>
               </w:rPr>
-              <w:t xml:space="preserve">51.4 (41.3–NR)</w:t>
+              <w:t xml:space="preserve">NR (NR–NR)</w:t>
             </w:r>
           </w:p>
         </w:tc>
@@ -8954,7 +9734,7 @@
                 <w:szCs w:val="18"/>
                 <w:color w:val="000000"/>
               </w:rPr>
-              <w:t xml:space="preserve">80.6% (70.6–92.0)</w:t>
+              <w:t xml:space="preserve">90.0% (82.6–98.1)</w:t>
             </w:r>
           </w:p>
         </w:tc>
@@ -9009,7 +9789,7 @@
                 <w:szCs w:val="18"/>
                 <w:color w:val="000000"/>
               </w:rPr>
-              <w:t xml:space="preserve">40.6% (20.4–80.6)</w:t>
+              <w:t xml:space="preserve">72.3% (54.4–96.1)</w:t>
             </w:r>
           </w:p>
         </w:tc>
